--- a/프로그램 자료/intern-documents/docs_output/samples/w4d3/word/박수빈/workflow_meeting.docx
+++ b/프로그램 자료/intern-documents/docs_output/samples/w4d3/word/박수빈/workflow_meeting.docx
@@ -5,156 +5,62 @@
     <w:p>
       <w:pPr>
         <w:pStyle w:val="Heading1"/>
-        <w:spacing w:after="120" w:before="240"/>
-      </w:pPr>
-      <w:r>
-        <w:rPr>
-          <w:rFonts w:ascii="Arial" w:cs="Arial" w:eastAsia="Arial" w:hAnsi="Arial"/>
+      </w:pPr>
+      <w:r>
+        <w:t xml:space="preserve">회의록 요약 워크플로우 — W4D3</w:t>
+      </w:r>
+    </w:p>
+    <w:p>
+      <w:pPr>
+        <w:spacing w:after="100"/>
+      </w:pPr>
+      <w:r>
+        <w:rPr>
           <w:b/>
           <w:bCs/>
-          <w:color w:val="2E74B5"/>
-          <w:sz w:val="32"/>
-          <w:szCs w:val="32"/>
-        </w:rPr>
-        <w:t xml:space="preserve">회의록 요약 워크플로우</w:t>
-      </w:r>
-    </w:p>
-    <w:p>
-      <w:pPr>
-        <w:spacing w:after="60"/>
-      </w:pPr>
-      <w:r>
-        <w:rPr>
-          <w:rFonts w:ascii="Arial" w:cs="Arial" w:eastAsia="Arial" w:hAnsi="Arial"/>
+        </w:rPr>
+        <w:t xml:space="preserve">날짜: 2026-05-06  |  작성자: 박수빈  |  일정: W4D3 — 오픈클로 템플릿·워크플로우 설계</w:t>
+      </w:r>
+    </w:p>
+    <w:p>
+      <w:r>
+        <w:t xml:space="preserve"/>
+      </w:r>
+    </w:p>
+    <w:p>
+      <w:pPr>
+        <w:pStyle w:val="Heading2"/>
+      </w:pPr>
+      <w:r>
+        <w:t xml:space="preserve">워크플로우 개요</w:t>
+      </w:r>
+    </w:p>
+    <w:p>
+      <w:pPr>
+        <w:spacing w:after="100"/>
+      </w:pPr>
+      <w:r>
+        <w:t xml:space="preserve">목적: 기술 아키텍처·코드 리뷰·스프린트 회의 메모를 구조화된 회의록으로 자동 변환하고, 액션 아이템을 GitHub Issues로 자동 생성</w:t>
+      </w:r>
+    </w:p>
+    <w:p>
+      <w:pPr>
+        <w:spacing w:after="100"/>
+      </w:pPr>
+      <w:r>
+        <w:t xml:space="preserve">트리거: 수동 (회의 종료 직후)</w:t>
+      </w:r>
+    </w:p>
+    <w:p>
+      <w:pPr>
+        <w:spacing w:after="100"/>
+      </w:pPr>
+      <w:r>
+        <w:rPr>
           <w:b/>
           <w:bCs/>
-          <w:i w:val="false"/>
-          <w:iCs w:val="false"/>
-          <w:color w:val="000000"/>
-          <w:sz w:val="22"/>
-          <w:szCs w:val="22"/>
-        </w:rPr>
-        <w:t xml:space="preserve">작성일: </w:t>
-      </w:r>
-      <w:r>
-        <w:rPr>
-          <w:rFonts w:ascii="Arial" w:cs="Arial" w:eastAsia="Arial" w:hAnsi="Arial"/>
-          <w:b w:val="false"/>
-          <w:bCs w:val="false"/>
-          <w:i w:val="false"/>
-          <w:iCs w:val="false"/>
-          <w:color w:val="000000"/>
-          <w:sz w:val="22"/>
-          <w:szCs w:val="22"/>
-        </w:rPr>
-        <w:t xml:space="preserve">2026-05-06 (수)</w:t>
-      </w:r>
-    </w:p>
-    <w:p>
-      <w:pPr>
-        <w:spacing w:after="60"/>
-      </w:pPr>
-      <w:r>
-        <w:rPr>
-          <w:rFonts w:ascii="Arial" w:cs="Arial" w:eastAsia="Arial" w:hAnsi="Arial"/>
-          <w:b/>
-          <w:bCs/>
-          <w:i w:val="false"/>
-          <w:iCs w:val="false"/>
-          <w:color w:val="000000"/>
-          <w:sz w:val="22"/>
-          <w:szCs w:val="22"/>
-        </w:rPr>
-        <w:t xml:space="preserve">인턴: </w:t>
-      </w:r>
-      <w:r>
-        <w:rPr>
-          <w:rFonts w:ascii="Arial" w:cs="Arial" w:eastAsia="Arial" w:hAnsi="Arial"/>
-          <w:b w:val="false"/>
-          <w:bCs w:val="false"/>
-          <w:i/>
-          <w:iCs/>
-          <w:color w:val="000000"/>
-          <w:sz w:val="22"/>
-          <w:szCs w:val="22"/>
-        </w:rPr>
-        <w:t xml:space="preserve">박수빈</w:t>
-      </w:r>
-    </w:p>
-    <w:p>
-      <w:pPr>
-        <w:spacing w:after="60"/>
-      </w:pPr>
-      <w:r>
-        <w:rPr>
-          <w:rFonts w:ascii="Arial" w:cs="Arial" w:eastAsia="Arial" w:hAnsi="Arial"/>
-          <w:b/>
-          <w:bCs/>
-          <w:i w:val="false"/>
-          <w:iCs w:val="false"/>
-          <w:color w:val="000000"/>
-          <w:sz w:val="22"/>
-          <w:szCs w:val="22"/>
-        </w:rPr>
-        <w:t xml:space="preserve">일정: </w:t>
-      </w:r>
-      <w:r>
-        <w:rPr>
-          <w:rFonts w:ascii="Arial" w:cs="Arial" w:eastAsia="Arial" w:hAnsi="Arial"/>
-          <w:b w:val="false"/>
-          <w:bCs w:val="false"/>
-          <w:i w:val="false"/>
-          <w:iCs w:val="false"/>
-          <w:color w:val="000000"/>
-          <w:sz w:val="22"/>
-          <w:szCs w:val="22"/>
-        </w:rPr>
-        <w:t xml:space="preserve">W4D3 — 오픈클로 템플릿·워크플로우 설계</w:t>
-      </w:r>
-    </w:p>
-    <w:p>
-      <w:pPr>
-        <w:spacing w:after="100"/>
-      </w:pPr>
-    </w:p>
-    <w:p>
-      <w:pPr>
-        <w:spacing w:after="60"/>
-      </w:pPr>
-      <w:r>
-        <w:rPr>
-          <w:rFonts w:ascii="Arial" w:cs="Arial" w:eastAsia="Arial" w:hAnsi="Arial"/>
-          <w:b w:val="false"/>
-          <w:bCs w:val="false"/>
-          <w:i/>
-          <w:iCs/>
-          <w:color w:val="666666"/>
-          <w:sz w:val="22"/>
-          <w:szCs w:val="22"/>
-        </w:rPr>
-        <w:t xml:space="preserve">회의 텍스트 메모 → Cowork 구조화 → 결정사항 + 액션 아이템 자동 생성</w:t>
-      </w:r>
-    </w:p>
-    <w:p>
-      <w:pPr>
-        <w:spacing w:after="100"/>
-      </w:pPr>
-    </w:p>
-    <w:p>
-      <w:pPr>
-        <w:pStyle w:val="Heading2"/>
-        <w:spacing w:after="80" w:before="180"/>
-      </w:pPr>
-      <w:r>
-        <w:rPr>
-          <w:rFonts w:ascii="Arial" w:cs="Arial" w:eastAsia="Arial" w:hAnsi="Arial"/>
-          <w:b/>
-          <w:bCs/>
-          <w:color w:val="2E74B5"/>
-          <w:sz w:val="26"/>
-          <w:szCs w:val="26"/>
-        </w:rPr>
-        <w:t xml:space="preserve">1. 워크플로우 개요</w:t>
+        </w:rPr>
+        <w:t xml:space="preserve">흐름:</w:t>
       </w:r>
     </w:p>
     <w:p>
@@ -167,17 +73,7 @@
         <w:spacing w:after="60"/>
       </w:pPr>
       <w:r>
-        <w:rPr>
-          <w:rFonts w:ascii="Arial" w:cs="Arial" w:eastAsia="Arial" w:hAnsi="Arial"/>
-          <w:b w:val="false"/>
-          <w:bCs w:val="false"/>
-          <w:i w:val="false"/>
-          <w:iCs w:val="false"/>
-          <w:color w:val="000000"/>
-          <w:sz w:val="22"/>
-          <w:szCs w:val="22"/>
-        </w:rPr>
-        <w:t xml:space="preserve">목적: 회의 텍스트 노트를 구조화된 회의록으로 자동 변환</w:t>
+        <w:t xml:space="preserve">회의 메모 텍스트를 `data/meeting_raw.txt`에 저장</w:t>
       </w:r>
     </w:p>
     <w:p>
@@ -190,38 +86,7 @@
         <w:spacing w:after="60"/>
       </w:pPr>
       <w:r>
-        <w:rPr>
-          <w:rFonts w:ascii="Arial" w:cs="Arial" w:eastAsia="Arial" w:hAnsi="Arial"/>
-          <w:b w:val="false"/>
-          <w:bCs w:val="false"/>
-          <w:i w:val="false"/>
-          <w:iCs w:val="false"/>
-          <w:color w:val="000000"/>
-          <w:sz w:val="22"/>
-          <w:szCs w:val="22"/>
-        </w:rPr>
-        <w:t xml:space="preserve">트리거: 수동 (회의 종료 직후)</w:t>
-      </w:r>
-    </w:p>
-    <w:p>
-      <w:pPr>
-        <w:spacing w:after="100"/>
-      </w:pPr>
-    </w:p>
-    <w:p>
-      <w:pPr>
-        <w:pStyle w:val="Heading3"/>
-        <w:spacing w:after="60" w:before="140"/>
-      </w:pPr>
-      <w:r>
-        <w:rPr>
-          <w:rFonts w:ascii="Arial" w:cs="Arial" w:eastAsia="Arial" w:hAnsi="Arial"/>
-          <w:b/>
-          <w:bCs/>
-          <w:sz w:val="24"/>
-          <w:szCs w:val="24"/>
-        </w:rPr>
-        <w:t xml:space="preserve">흐름</w:t>
+        <w:t xml:space="preserve">Cowork에 요약 요청: 기술 결정사항 + API 변경 사항 + 액션 아이템</w:t>
       </w:r>
     </w:p>
     <w:p>
@@ -229,22 +94,12 @@
         <w:pStyle w:val="ListParagraph"/>
         <w:numPr>
           <w:ilvl w:val="0"/>
-          <w:numId w:val="3"/>
+          <w:numId w:val="2"/>
         </w:numPr>
         <w:spacing w:after="60"/>
       </w:pPr>
       <w:r>
-        <w:rPr>
-          <w:rFonts w:ascii="Arial" w:cs="Arial" w:eastAsia="Arial" w:hAnsi="Arial"/>
-          <w:b w:val="false"/>
-          <w:bCs w:val="false"/>
-          <w:i w:val="false"/>
-          <w:iCs w:val="false"/>
-          <w:color w:val="000000"/>
-          <w:sz w:val="22"/>
-          <w:szCs w:val="22"/>
-        </w:rPr>
-        <w:t xml:space="preserve">회의 메모 텍스트를 data/meeting_raw.txt에 저장</w:t>
+        <w:t xml:space="preserve">결과를 `reports/meeting_YYYY-MM-DD.md`에 저장</w:t>
       </w:r>
     </w:p>
     <w:p>
@@ -252,22 +107,12 @@
         <w:pStyle w:val="ListParagraph"/>
         <w:numPr>
           <w:ilvl w:val="0"/>
-          <w:numId w:val="3"/>
+          <w:numId w:val="2"/>
         </w:numPr>
         <w:spacing w:after="60"/>
       </w:pPr>
       <w:r>
-        <w:rPr>
-          <w:rFonts w:ascii="Arial" w:cs="Arial" w:eastAsia="Arial" w:hAnsi="Arial"/>
-          <w:b w:val="false"/>
-          <w:bCs w:val="false"/>
-          <w:i w:val="false"/>
-          <w:iCs w:val="false"/>
-          <w:color w:val="000000"/>
-          <w:sz w:val="22"/>
-          <w:szCs w:val="22"/>
-        </w:rPr>
-        <w:t xml:space="preserve">Cowork에 요약 요청</w:t>
+        <w:t xml:space="preserve">액션 아이템을 GitHub Issues API로 자동 생성 (assignee, label, milestone 포함)</w:t>
       </w:r>
     </w:p>
     <w:p>
@@ -275,297 +120,452 @@
         <w:pStyle w:val="ListParagraph"/>
         <w:numPr>
           <w:ilvl w:val="0"/>
-          <w:numId w:val="3"/>
+          <w:numId w:val="2"/>
         </w:numPr>
         <w:spacing w:after="60"/>
       </w:pPr>
       <w:r>
-        <w:rPr>
-          <w:rFonts w:ascii="Arial" w:cs="Arial" w:eastAsia="Arial" w:hAnsi="Arial"/>
-          <w:b w:val="false"/>
-          <w:bCs w:val="false"/>
-          <w:i w:val="false"/>
-          <w:iCs w:val="false"/>
-          <w:color w:val="000000"/>
-          <w:sz w:val="22"/>
-          <w:szCs w:val="22"/>
-        </w:rPr>
-        <w:t xml:space="preserve">결과: 의제별 분류 + 결정사항 + 액션 아이템</w:t>
-      </w:r>
-    </w:p>
-    <w:p>
-      <w:pPr>
-        <w:pStyle w:val="ListParagraph"/>
-        <w:numPr>
-          <w:ilvl w:val="0"/>
-          <w:numId w:val="3"/>
-        </w:numPr>
-        <w:spacing w:after="60"/>
-      </w:pPr>
-      <w:r>
-        <w:rPr>
-          <w:rFonts w:ascii="Arial" w:cs="Arial" w:eastAsia="Arial" w:hAnsi="Arial"/>
-          <w:b w:val="false"/>
-          <w:bCs w:val="false"/>
-          <w:i w:val="false"/>
-          <w:iCs w:val="false"/>
-          <w:color w:val="000000"/>
-          <w:sz w:val="22"/>
-          <w:szCs w:val="22"/>
-        </w:rPr>
-        <w:t xml:space="preserve">reports/meeting_YYYY-MM-DD.md에 저장</w:t>
-      </w:r>
-    </w:p>
-    <w:p>
-      <w:pPr>
-        <w:pStyle w:val="ListParagraph"/>
-        <w:numPr>
-          <w:ilvl w:val="0"/>
-          <w:numId w:val="3"/>
-        </w:numPr>
-        <w:spacing w:after="60"/>
-      </w:pPr>
-      <w:r>
-        <w:rPr>
-          <w:rFonts w:ascii="Arial" w:cs="Arial" w:eastAsia="Arial" w:hAnsi="Arial"/>
-          <w:b w:val="false"/>
-          <w:bCs w:val="false"/>
-          <w:i w:val="false"/>
-          <w:iCs w:val="false"/>
-          <w:color w:val="000000"/>
-          <w:sz w:val="22"/>
-          <w:szCs w:val="22"/>
-        </w:rPr>
-        <w:t xml:space="preserve">참석자에게 이메일 공유 (수동)</w:t>
-      </w:r>
-    </w:p>
-    <w:p>
-      <w:pPr>
-        <w:spacing w:after="100"/>
-      </w:pPr>
+        <w:t xml:space="preserve">Slack '#dev-team' 채널에 요약 링크 공유 (수동)</w:t>
+      </w:r>
+    </w:p>
+    <w:p>
+      <w:r>
+        <w:t xml:space="preserve"/>
+      </w:r>
     </w:p>
     <w:p>
       <w:pPr>
         <w:pStyle w:val="Heading2"/>
-        <w:spacing w:after="80" w:before="180"/>
-      </w:pPr>
-      <w:r>
-        <w:rPr>
-          <w:rFonts w:ascii="Arial" w:cs="Arial" w:eastAsia="Arial" w:hAnsi="Arial"/>
-          <w:b/>
-          <w:bCs/>
-          <w:color w:val="2E74B5"/>
-          <w:sz w:val="26"/>
-          <w:szCs w:val="26"/>
-        </w:rPr>
-        <w:t xml:space="preserve">2. Cowork 프롬프트</w:t>
-      </w:r>
-    </w:p>
-    <w:p>
-      <w:pPr>
-        <w:shd w:fill="F4F4F4" w:val="clear"/>
-        <w:spacing w:after="20"/>
-      </w:pPr>
-      <w:r>
-        <w:rPr>
-          <w:rFonts w:ascii="Courier New" w:cs="Courier New" w:eastAsia="Courier New" w:hAnsi="Courier New"/>
-          <w:color w:val="333333"/>
-          <w:sz w:val="18"/>
-          <w:szCs w:val="18"/>
+      </w:pPr>
+      <w:r>
+        <w:t xml:space="preserve">Cowork 프롬프트</w:t>
+      </w:r>
+    </w:p>
+    <w:p>
+      <w:pPr>
+        <w:pBdr>
+          <w:left w:val="single" w:color="AAAAAA" w:sz="6"/>
+        </w:pBdr>
+        <w:shd w:fill="F5F5F5" w:val="clear"/>
+        <w:spacing w:after="30"/>
+      </w:pPr>
+      <w:r>
+        <w:rPr>
+          <w:rFonts w:ascii="Courier New" w:cs="Courier New" w:eastAsia="Courier New" w:hAnsi="Courier New"/>
+          <w:color w:val="333333"/>
+          <w:sz w:val="20"/>
+          <w:szCs w:val="20"/>
         </w:rPr>
         <w:t xml:space="preserve">다음 회의 메모를 아래 형식으로 구조화하세요.</w:t>
       </w:r>
     </w:p>
     <w:p>
       <w:pPr>
-        <w:shd w:fill="F4F4F4" w:val="clear"/>
-        <w:spacing w:after="20"/>
-      </w:pPr>
-      <w:r>
-        <w:rPr>
-          <w:rFonts w:ascii="Courier New" w:cs="Courier New" w:eastAsia="Courier New" w:hAnsi="Courier New"/>
-          <w:color w:val="333333"/>
-          <w:sz w:val="18"/>
-          <w:szCs w:val="18"/>
+        <w:pBdr>
+          <w:left w:val="single" w:color="AAAAAA" w:sz="6"/>
+        </w:pBdr>
+        <w:shd w:fill="F5F5F5" w:val="clear"/>
+        <w:spacing w:after="30"/>
+      </w:pPr>
+      <w:r>
+        <w:rPr>
+          <w:rFonts w:ascii="Courier New" w:cs="Courier New" w:eastAsia="Courier New" w:hAnsi="Courier New"/>
+          <w:color w:val="333333"/>
+          <w:sz w:val="20"/>
+          <w:szCs w:val="20"/>
         </w:rPr>
         <w:t xml:space="preserve"/>
       </w:r>
     </w:p>
     <w:p>
       <w:pPr>
-        <w:shd w:fill="F4F4F4" w:val="clear"/>
-        <w:spacing w:after="20"/>
-      </w:pPr>
-      <w:r>
-        <w:rPr>
-          <w:rFonts w:ascii="Courier New" w:cs="Courier New" w:eastAsia="Courier New" w:hAnsi="Courier New"/>
-          <w:color w:val="333333"/>
-          <w:sz w:val="18"/>
-          <w:szCs w:val="18"/>
-        </w:rPr>
-        <w:t xml:space="preserve">## 결정사항</w:t>
-      </w:r>
-    </w:p>
-    <w:p>
-      <w:pPr>
-        <w:shd w:fill="F4F4F4" w:val="clear"/>
-        <w:spacing w:after="20"/>
-      </w:pPr>
-      <w:r>
-        <w:rPr>
-          <w:rFonts w:ascii="Courier New" w:cs="Courier New" w:eastAsia="Courier New" w:hAnsi="Courier New"/>
-          <w:color w:val="333333"/>
-          <w:sz w:val="18"/>
-          <w:szCs w:val="18"/>
-        </w:rPr>
-        <w:t xml:space="preserve">- (결정된 내용만)</w:t>
-      </w:r>
-    </w:p>
-    <w:p>
-      <w:pPr>
-        <w:shd w:fill="F4F4F4" w:val="clear"/>
-        <w:spacing w:after="20"/>
-      </w:pPr>
-      <w:r>
-        <w:rPr>
-          <w:rFonts w:ascii="Courier New" w:cs="Courier New" w:eastAsia="Courier New" w:hAnsi="Courier New"/>
-          <w:color w:val="333333"/>
-          <w:sz w:val="18"/>
-          <w:szCs w:val="18"/>
+        <w:pBdr>
+          <w:left w:val="single" w:color="AAAAAA" w:sz="6"/>
+        </w:pBdr>
+        <w:shd w:fill="F5F5F5" w:val="clear"/>
+        <w:spacing w:after="30"/>
+      </w:pPr>
+      <w:r>
+        <w:rPr>
+          <w:rFonts w:ascii="Courier New" w:cs="Courier New" w:eastAsia="Courier New" w:hAnsi="Courier New"/>
+          <w:color w:val="333333"/>
+          <w:sz w:val="20"/>
+          <w:szCs w:val="20"/>
+        </w:rPr>
+        <w:t xml:space="preserve">## 기술 결정사항</w:t>
+      </w:r>
+    </w:p>
+    <w:p>
+      <w:pPr>
+        <w:pBdr>
+          <w:left w:val="single" w:color="AAAAAA" w:sz="6"/>
+        </w:pBdr>
+        <w:shd w:fill="F5F5F5" w:val="clear"/>
+        <w:spacing w:after="30"/>
+      </w:pPr>
+      <w:r>
+        <w:rPr>
+          <w:rFonts w:ascii="Courier New" w:cs="Courier New" w:eastAsia="Courier New" w:hAnsi="Courier New"/>
+          <w:color w:val="333333"/>
+          <w:sz w:val="20"/>
+          <w:szCs w:val="20"/>
+        </w:rPr>
+        <w:t xml:space="preserve">- (아키텍처·API·DB 스키마 변경 결정만, 버전·성능 수치 포함)</w:t>
+      </w:r>
+    </w:p>
+    <w:p>
+      <w:pPr>
+        <w:pBdr>
+          <w:left w:val="single" w:color="AAAAAA" w:sz="6"/>
+        </w:pBdr>
+        <w:shd w:fill="F5F5F5" w:val="clear"/>
+        <w:spacing w:after="30"/>
+      </w:pPr>
+      <w:r>
+        <w:rPr>
+          <w:rFonts w:ascii="Courier New" w:cs="Courier New" w:eastAsia="Courier New" w:hAnsi="Courier New"/>
+          <w:color w:val="333333"/>
+          <w:sz w:val="20"/>
+          <w:szCs w:val="20"/>
         </w:rPr>
         <w:t xml:space="preserve"/>
       </w:r>
     </w:p>
     <w:p>
       <w:pPr>
-        <w:shd w:fill="F4F4F4" w:val="clear"/>
-        <w:spacing w:after="20"/>
-      </w:pPr>
-      <w:r>
-        <w:rPr>
-          <w:rFonts w:ascii="Courier New" w:cs="Courier New" w:eastAsia="Courier New" w:hAnsi="Courier New"/>
-          <w:color w:val="333333"/>
-          <w:sz w:val="18"/>
-          <w:szCs w:val="18"/>
+        <w:pBdr>
+          <w:left w:val="single" w:color="AAAAAA" w:sz="6"/>
+        </w:pBdr>
+        <w:shd w:fill="F5F5F5" w:val="clear"/>
+        <w:spacing w:after="30"/>
+      </w:pPr>
+      <w:r>
+        <w:rPr>
+          <w:rFonts w:ascii="Courier New" w:cs="Courier New" w:eastAsia="Courier New" w:hAnsi="Courier New"/>
+          <w:color w:val="333333"/>
+          <w:sz w:val="20"/>
+          <w:szCs w:val="20"/>
         </w:rPr>
         <w:t xml:space="preserve">## 액션 아이템</w:t>
       </w:r>
     </w:p>
     <w:p>
       <w:pPr>
-        <w:shd w:fill="F4F4F4" w:val="clear"/>
-        <w:spacing w:after="20"/>
-      </w:pPr>
-      <w:r>
-        <w:rPr>
-          <w:rFonts w:ascii="Courier New" w:cs="Courier New" w:eastAsia="Courier New" w:hAnsi="Courier New"/>
-          <w:color w:val="333333"/>
-          <w:sz w:val="18"/>
-          <w:szCs w:val="18"/>
-        </w:rPr>
-        <w:t xml:space="preserve">| 담당자 | 내용 | 마감 |</w:t>
-      </w:r>
-    </w:p>
-    <w:p>
-      <w:pPr>
-        <w:shd w:fill="F4F4F4" w:val="clear"/>
-        <w:spacing w:after="20"/>
-      </w:pPr>
-      <w:r>
-        <w:rPr>
-          <w:rFonts w:ascii="Courier New" w:cs="Courier New" w:eastAsia="Courier New" w:hAnsi="Courier New"/>
-          <w:color w:val="333333"/>
-          <w:sz w:val="18"/>
-          <w:szCs w:val="18"/>
+        <w:pBdr>
+          <w:left w:val="single" w:color="AAAAAA" w:sz="6"/>
+        </w:pBdr>
+        <w:shd w:fill="F5F5F5" w:val="clear"/>
+        <w:spacing w:after="30"/>
+      </w:pPr>
+      <w:r>
+        <w:rPr>
+          <w:rFonts w:ascii="Courier New" w:cs="Courier New" w:eastAsia="Courier New" w:hAnsi="Courier New"/>
+          <w:color w:val="333333"/>
+          <w:sz w:val="20"/>
+          <w:szCs w:val="20"/>
+        </w:rPr>
+        <w:t xml:space="preserve">| 담당자 | 내용 | 마감 | GitHub Label |</w:t>
+      </w:r>
+    </w:p>
+    <w:p>
+      <w:pPr>
+        <w:pBdr>
+          <w:left w:val="single" w:color="AAAAAA" w:sz="6"/>
+        </w:pBdr>
+        <w:shd w:fill="F5F5F5" w:val="clear"/>
+        <w:spacing w:after="30"/>
+      </w:pPr>
+      <w:r>
+        <w:rPr>
+          <w:rFonts w:ascii="Courier New" w:cs="Courier New" w:eastAsia="Courier New" w:hAnsi="Courier New"/>
+          <w:color w:val="333333"/>
+          <w:sz w:val="20"/>
+          <w:szCs w:val="20"/>
+        </w:rPr>
+        <w:t xml:space="preserve">|--------|------|------|----|</w:t>
+      </w:r>
+    </w:p>
+    <w:p>
+      <w:pPr>
+        <w:pBdr>
+          <w:left w:val="single" w:color="AAAAAA" w:sz="6"/>
+        </w:pBdr>
+        <w:shd w:fill="F5F5F5" w:val="clear"/>
+        <w:spacing w:after="30"/>
+      </w:pPr>
+      <w:r>
+        <w:rPr>
+          <w:rFonts w:ascii="Courier New" w:cs="Courier New" w:eastAsia="Courier New" w:hAnsi="Courier New"/>
+          <w:color w:val="333333"/>
+          <w:sz w:val="20"/>
+          <w:szCs w:val="20"/>
         </w:rPr>
         <w:t xml:space="preserve"/>
       </w:r>
     </w:p>
     <w:p>
       <w:pPr>
-        <w:shd w:fill="F4F4F4" w:val="clear"/>
-        <w:spacing w:after="20"/>
-      </w:pPr>
-      <w:r>
-        <w:rPr>
-          <w:rFonts w:ascii="Courier New" w:cs="Courier New" w:eastAsia="Courier New" w:hAnsi="Courier New"/>
-          <w:color w:val="333333"/>
-          <w:sz w:val="18"/>
-          <w:szCs w:val="18"/>
+        <w:pBdr>
+          <w:left w:val="single" w:color="AAAAAA" w:sz="6"/>
+        </w:pBdr>
+        <w:shd w:fill="F5F5F5" w:val="clear"/>
+        <w:spacing w:after="30"/>
+      </w:pPr>
+      <w:r>
+        <w:rPr>
+          <w:rFonts w:ascii="Courier New" w:cs="Courier New" w:eastAsia="Courier New" w:hAnsi="Courier New"/>
+          <w:color w:val="333333"/>
+          <w:sz w:val="20"/>
+          <w:szCs w:val="20"/>
         </w:rPr>
         <w:t xml:space="preserve">## 논의 내용 요약</w:t>
       </w:r>
     </w:p>
     <w:p>
       <w:pPr>
-        <w:shd w:fill="F4F4F4" w:val="clear"/>
-        <w:spacing w:after="20"/>
-      </w:pPr>
-      <w:r>
-        <w:rPr>
-          <w:rFonts w:ascii="Courier New" w:cs="Courier New" w:eastAsia="Courier New" w:hAnsi="Courier New"/>
-          <w:color w:val="333333"/>
-          <w:sz w:val="18"/>
-          <w:szCs w:val="18"/>
-        </w:rPr>
-        <w:t xml:space="preserve">- (의제별 핵심만)</w:t>
-      </w:r>
-    </w:p>
-    <w:p>
-      <w:pPr>
-        <w:shd w:fill="F4F4F4" w:val="clear"/>
-        <w:spacing w:after="20"/>
-      </w:pPr>
-      <w:r>
-        <w:rPr>
-          <w:rFonts w:ascii="Courier New" w:cs="Courier New" w:eastAsia="Courier New" w:hAnsi="Courier New"/>
-          <w:color w:val="333333"/>
-          <w:sz w:val="18"/>
-          <w:szCs w:val="18"/>
+        <w:pBdr>
+          <w:left w:val="single" w:color="AAAAAA" w:sz="6"/>
+        </w:pBdr>
+        <w:shd w:fill="F5F5F5" w:val="clear"/>
+        <w:spacing w:after="30"/>
+      </w:pPr>
+      <w:r>
+        <w:rPr>
+          <w:rFonts w:ascii="Courier New" w:cs="Courier New" w:eastAsia="Courier New" w:hAnsi="Courier New"/>
+          <w:color w:val="333333"/>
+          <w:sz w:val="20"/>
+          <w:szCs w:val="20"/>
+        </w:rPr>
+        <w:t xml:space="preserve">- (기술 논의 핵심, latency·TPS·메모리 언급 시 수치 유지)</w:t>
+      </w:r>
+    </w:p>
+    <w:p>
+      <w:pPr>
+        <w:pBdr>
+          <w:left w:val="single" w:color="AAAAAA" w:sz="6"/>
+        </w:pBdr>
+        <w:shd w:fill="F5F5F5" w:val="clear"/>
+        <w:spacing w:after="30"/>
+      </w:pPr>
+      <w:r>
+        <w:rPr>
+          <w:rFonts w:ascii="Courier New" w:cs="Courier New" w:eastAsia="Courier New" w:hAnsi="Courier New"/>
+          <w:color w:val="333333"/>
+          <w:sz w:val="20"/>
+          <w:szCs w:val="20"/>
         </w:rPr>
         <w:t xml:space="preserve"/>
       </w:r>
     </w:p>
     <w:p>
       <w:pPr>
-        <w:shd w:fill="F4F4F4" w:val="clear"/>
-        <w:spacing w:after="20"/>
-      </w:pPr>
-      <w:r>
-        <w:rPr>
-          <w:rFonts w:ascii="Courier New" w:cs="Courier New" w:eastAsia="Courier New" w:hAnsi="Courier New"/>
-          <w:color w:val="333333"/>
-          <w:sz w:val="18"/>
-          <w:szCs w:val="18"/>
+        <w:pBdr>
+          <w:left w:val="single" w:color="AAAAAA" w:sz="6"/>
+        </w:pBdr>
+        <w:shd w:fill="F5F5F5" w:val="clear"/>
+        <w:spacing w:after="30"/>
+      </w:pPr>
+      <w:r>
+        <w:rPr>
+          <w:rFonts w:ascii="Courier New" w:cs="Courier New" w:eastAsia="Courier New" w:hAnsi="Courier New"/>
+          <w:color w:val="333333"/>
+          <w:sz w:val="20"/>
+          <w:szCs w:val="20"/>
         </w:rPr>
         <w:t xml:space="preserve">회의 메모: {raw_notes}</w:t>
       </w:r>
     </w:p>
     <w:p>
-      <w:pPr>
-        <w:spacing w:after="100"/>
-      </w:pPr>
+      <w:r>
+        <w:t xml:space="preserve"/>
+      </w:r>
     </w:p>
     <w:p>
       <w:pPr>
         <w:pStyle w:val="Heading2"/>
-        <w:spacing w:after="80" w:before="180"/>
-      </w:pPr>
-      <w:r>
-        <w:rPr>
-          <w:rFonts w:ascii="Arial" w:cs="Arial" w:eastAsia="Arial" w:hAnsi="Arial"/>
-          <w:b/>
-          <w:bCs/>
-          <w:color w:val="2E74B5"/>
-          <w:sz w:val="26"/>
-          <w:szCs w:val="26"/>
-        </w:rPr>
-        <w:t xml:space="preserve">3. 오류 처리</w:t>
+      </w:pPr>
+      <w:r>
+        <w:t xml:space="preserve">출력 예시 (스프린트 회의)</w:t>
+      </w:r>
+    </w:p>
+    <w:p>
+      <w:pPr>
+        <w:pBdr>
+          <w:left w:val="single" w:color="AAAAAA" w:sz="6"/>
+        </w:pBdr>
+        <w:shd w:fill="F5F5F5" w:val="clear"/>
+        <w:spacing w:after="30"/>
+      </w:pPr>
+      <w:r>
+        <w:rPr>
+          <w:rFonts w:ascii="Courier New" w:cs="Courier New" w:eastAsia="Courier New" w:hAnsi="Courier New"/>
+          <w:color w:val="333333"/>
+          <w:sz w:val="20"/>
+          <w:szCs w:val="20"/>
+        </w:rPr>
+        <w:t xml:space="preserve">## 기술 결정사항</w:t>
+      </w:r>
+    </w:p>
+    <w:p>
+      <w:pPr>
+        <w:pBdr>
+          <w:left w:val="single" w:color="AAAAAA" w:sz="6"/>
+        </w:pBdr>
+        <w:shd w:fill="F5F5F5" w:val="clear"/>
+        <w:spacing w:after="30"/>
+      </w:pPr>
+      <w:r>
+        <w:rPr>
+          <w:rFonts w:ascii="Courier New" w:cs="Courier New" w:eastAsia="Courier New" w:hAnsi="Courier New"/>
+          <w:color w:val="333333"/>
+          <w:sz w:val="20"/>
+          <w:szCs w:val="20"/>
+        </w:rPr>
+        <w:t xml:space="preserve">- DayLine AI 감정 분석 모델 FastText → Sentence-BERT로 교체 (정확도 +8%)</w:t>
+      </w:r>
+    </w:p>
+    <w:p>
+      <w:pPr>
+        <w:pBdr>
+          <w:left w:val="single" w:color="AAAAAA" w:sz="6"/>
+        </w:pBdr>
+        <w:shd w:fill="F5F5F5" w:val="clear"/>
+        <w:spacing w:after="30"/>
+      </w:pPr>
+      <w:r>
+        <w:rPr>
+          <w:rFonts w:ascii="Courier New" w:cs="Courier New" w:eastAsia="Courier New" w:hAnsi="Courier New"/>
+          <w:color w:val="333333"/>
+          <w:sz w:val="20"/>
+          <w:szCs w:val="20"/>
+        </w:rPr>
+        <w:t xml:space="preserve">- Rate Limiter 전략: Token Bucket → Sliding Window Log (Redis 기반)</w:t>
+      </w:r>
+    </w:p>
+    <w:p>
+      <w:pPr>
+        <w:pBdr>
+          <w:left w:val="single" w:color="AAAAAA" w:sz="6"/>
+        </w:pBdr>
+        <w:shd w:fill="F5F5F5" w:val="clear"/>
+        <w:spacing w:after="30"/>
+      </w:pPr>
+      <w:r>
+        <w:rPr>
+          <w:rFonts w:ascii="Courier New" w:cs="Courier New" w:eastAsia="Courier New" w:hAnsi="Courier New"/>
+          <w:color w:val="333333"/>
+          <w:sz w:val="20"/>
+          <w:szCs w:val="20"/>
+        </w:rPr>
+        <w:t xml:space="preserve"/>
+      </w:r>
+    </w:p>
+    <w:p>
+      <w:pPr>
+        <w:pBdr>
+          <w:left w:val="single" w:color="AAAAAA" w:sz="6"/>
+        </w:pBdr>
+        <w:shd w:fill="F5F5F5" w:val="clear"/>
+        <w:spacing w:after="30"/>
+      </w:pPr>
+      <w:r>
+        <w:rPr>
+          <w:rFonts w:ascii="Courier New" w:cs="Courier New" w:eastAsia="Courier New" w:hAnsi="Courier New"/>
+          <w:color w:val="333333"/>
+          <w:sz w:val="20"/>
+          <w:szCs w:val="20"/>
+        </w:rPr>
+        <w:t xml:space="preserve">## 액션 아이템</w:t>
+      </w:r>
+    </w:p>
+    <w:p>
+      <w:pPr>
+        <w:pBdr>
+          <w:left w:val="single" w:color="AAAAAA" w:sz="6"/>
+        </w:pBdr>
+        <w:shd w:fill="F5F5F5" w:val="clear"/>
+        <w:spacing w:after="30"/>
+      </w:pPr>
+      <w:r>
+        <w:rPr>
+          <w:rFonts w:ascii="Courier New" w:cs="Courier New" w:eastAsia="Courier New" w:hAnsi="Courier New"/>
+          <w:color w:val="333333"/>
+          <w:sz w:val="20"/>
+          <w:szCs w:val="20"/>
+        </w:rPr>
+        <w:t xml:space="preserve">| 담당자 | 내용 | 마감 | GitHub Label |</w:t>
+      </w:r>
+    </w:p>
+    <w:p>
+      <w:pPr>
+        <w:pBdr>
+          <w:left w:val="single" w:color="AAAAAA" w:sz="6"/>
+        </w:pBdr>
+        <w:shd w:fill="F5F5F5" w:val="clear"/>
+        <w:spacing w:after="30"/>
+      </w:pPr>
+      <w:r>
+        <w:rPr>
+          <w:rFonts w:ascii="Courier New" w:cs="Courier New" w:eastAsia="Courier New" w:hAnsi="Courier New"/>
+          <w:color w:val="333333"/>
+          <w:sz w:val="20"/>
+          <w:szCs w:val="20"/>
+        </w:rPr>
+        <w:t xml:space="preserve">|--------|------|------|----|</w:t>
+      </w:r>
+    </w:p>
+    <w:p>
+      <w:pPr>
+        <w:pBdr>
+          <w:left w:val="single" w:color="AAAAAA" w:sz="6"/>
+        </w:pBdr>
+        <w:shd w:fill="F5F5F5" w:val="clear"/>
+        <w:spacing w:after="30"/>
+      </w:pPr>
+      <w:r>
+        <w:rPr>
+          <w:rFonts w:ascii="Courier New" w:cs="Courier New" w:eastAsia="Courier New" w:hAnsi="Courier New"/>
+          <w:color w:val="333333"/>
+          <w:sz w:val="20"/>
+          <w:szCs w:val="20"/>
+        </w:rPr>
+        <w:t xml:space="preserve">| 박수빈 | Sentence-BERT 모델 통합 PR | 2026-05-08 | enhancement |</w:t>
+      </w:r>
+    </w:p>
+    <w:p>
+      <w:pPr>
+        <w:pBdr>
+          <w:left w:val="single" w:color="AAAAAA" w:sz="6"/>
+        </w:pBdr>
+        <w:shd w:fill="F5F5F5" w:val="clear"/>
+        <w:spacing w:after="30"/>
+      </w:pPr>
+      <w:r>
+        <w:rPr>
+          <w:rFonts w:ascii="Courier New" w:cs="Courier New" w:eastAsia="Courier New" w:hAnsi="Courier New"/>
+          <w:color w:val="333333"/>
+          <w:sz w:val="20"/>
+          <w:szCs w:val="20"/>
+        </w:rPr>
+        <w:t xml:space="preserve">| 박수빈 | Sliding Window Rate Limiter 구현 | 2026-05-07 | bug-fix |</w:t>
+      </w:r>
+    </w:p>
+    <w:p>
+      <w:r>
+        <w:t xml:space="preserve"/>
+      </w:r>
+    </w:p>
+    <w:p>
+      <w:pPr>
+        <w:pStyle w:val="Heading2"/>
+      </w:pPr>
+      <w:r>
+        <w:t xml:space="preserve">오류 처리 — 서비스 안정성 관점</w:t>
       </w:r>
     </w:p>
     <w:tbl>
       <w:tblPr>
-        <w:tblW w:type="dxa" w:w="9600"/>
+        <w:tblW w:type="dxa" w:w="9360"/>
         <w:tblBorders>
           <w:top w:val="single" w:color="auto" w:sz="4"/>
           <w:left w:val="single" w:color="auto" w:sz="4"/>
@@ -576,42 +576,33 @@
         </w:tblBorders>
       </w:tblPr>
       <w:tblGrid>
-        <w:gridCol w:w="3800"/>
-        <w:gridCol w:w="5800"/>
+        <w:gridCol w:w="3120"/>
+        <w:gridCol w:w="6240"/>
       </w:tblGrid>
       <w:tr>
-        <w:trPr>
-          <w:tblHeader/>
-        </w:trPr>
         <w:tc>
           <w:tcPr>
-            <w:tcW w:type="dxa" w:w="3800"/>
             <w:tcBorders>
               <w:top w:val="single" w:color="CCCCCC" w:sz="1"/>
               <w:left w:val="single" w:color="CCCCCC" w:sz="1"/>
               <w:bottom w:val="single" w:color="CCCCCC" w:sz="1"/>
               <w:right w:val="single" w:color="CCCCCC" w:sz="1"/>
             </w:tcBorders>
-            <w:shd w:fill="D5E8F0" w:val="clear"/>
+            <w:shd w:fill="DDEEFF" w:val="clear"/>
             <w:tcMar>
               <w:top w:type="dxa" w:w="80"/>
               <w:left w:type="dxa" w:w="120"/>
               <w:bottom w:type="dxa" w:w="80"/>
               <w:right w:type="dxa" w:w="120"/>
             </w:tcMar>
+            <w:vAlign w:val="center"/>
           </w:tcPr>
           <w:p>
-            <w:pPr>
-              <w:spacing w:after="60"/>
-            </w:pPr>
             <w:r>
               <w:rPr>
-                <w:rFonts w:ascii="Arial" w:cs="Arial" w:eastAsia="Arial" w:hAnsi="Arial"/>
+                <w:rFonts w:ascii="맑은 고딕" w:cs="맑은 고딕" w:eastAsia="맑은 고딕" w:hAnsi="맑은 고딕"/>
                 <w:b/>
                 <w:bCs/>
-                <w:i w:val="false"/>
-                <w:iCs w:val="false"/>
-                <w:color w:val="000000"/>
                 <w:sz w:val="20"/>
                 <w:szCs w:val="20"/>
               </w:rPr>
@@ -621,33 +612,27 @@
         </w:tc>
         <w:tc>
           <w:tcPr>
-            <w:tcW w:type="dxa" w:w="5800"/>
             <w:tcBorders>
               <w:top w:val="single" w:color="CCCCCC" w:sz="1"/>
               <w:left w:val="single" w:color="CCCCCC" w:sz="1"/>
               <w:bottom w:val="single" w:color="CCCCCC" w:sz="1"/>
               <w:right w:val="single" w:color="CCCCCC" w:sz="1"/>
             </w:tcBorders>
-            <w:shd w:fill="D5E8F0" w:val="clear"/>
+            <w:shd w:fill="DDEEFF" w:val="clear"/>
             <w:tcMar>
               <w:top w:type="dxa" w:w="80"/>
               <w:left w:type="dxa" w:w="120"/>
               <w:bottom w:type="dxa" w:w="80"/>
               <w:right w:type="dxa" w:w="120"/>
             </w:tcMar>
+            <w:vAlign w:val="center"/>
           </w:tcPr>
           <w:p>
-            <w:pPr>
-              <w:spacing w:after="60"/>
-            </w:pPr>
             <w:r>
               <w:rPr>
-                <w:rFonts w:ascii="Arial" w:cs="Arial" w:eastAsia="Arial" w:hAnsi="Arial"/>
+                <w:rFonts w:ascii="맑은 고딕" w:cs="맑은 고딕" w:eastAsia="맑은 고딕" w:hAnsi="맑은 고딕"/>
                 <w:b/>
                 <w:bCs/>
-                <w:i w:val="false"/>
-                <w:iCs w:val="false"/>
-                <w:color w:val="000000"/>
                 <w:sz w:val="20"/>
                 <w:szCs w:val="20"/>
               </w:rPr>
@@ -659,7 +644,6 @@
       <w:tr>
         <w:tc>
           <w:tcPr>
-            <w:tcW w:type="dxa" w:w="3800"/>
             <w:tcBorders>
               <w:top w:val="single" w:color="CCCCCC" w:sz="1"/>
               <w:left w:val="single" w:color="CCCCCC" w:sz="1"/>
@@ -672,19 +656,14 @@
               <w:bottom w:type="dxa" w:w="80"/>
               <w:right w:type="dxa" w:w="120"/>
             </w:tcMar>
+            <w:vAlign w:val="center"/>
           </w:tcPr>
           <w:p>
-            <w:pPr>
-              <w:spacing w:after="60"/>
-            </w:pPr>
             <w:r>
               <w:rPr>
-                <w:rFonts w:ascii="Arial" w:cs="Arial" w:eastAsia="Arial" w:hAnsi="Arial"/>
+                <w:rFonts w:ascii="맑은 고딕" w:cs="맑은 고딕" w:eastAsia="맑은 고딕" w:hAnsi="맑은 고딕"/>
                 <w:b w:val="false"/>
                 <w:bCs w:val="false"/>
-                <w:i w:val="false"/>
-                <w:iCs w:val="false"/>
-                <w:color w:val="000000"/>
                 <w:sz w:val="20"/>
                 <w:szCs w:val="20"/>
               </w:rPr>
@@ -694,7 +673,6 @@
         </w:tc>
         <w:tc>
           <w:tcPr>
-            <w:tcW w:type="dxa" w:w="5800"/>
             <w:tcBorders>
               <w:top w:val="single" w:color="CCCCCC" w:sz="1"/>
               <w:left w:val="single" w:color="CCCCCC" w:sz="1"/>
@@ -707,23 +685,18 @@
               <w:bottom w:type="dxa" w:w="80"/>
               <w:right w:type="dxa" w:w="120"/>
             </w:tcMar>
+            <w:vAlign w:val="center"/>
           </w:tcPr>
           <w:p>
-            <w:pPr>
-              <w:spacing w:after="60"/>
-            </w:pPr>
             <w:r>
               <w:rPr>
-                <w:rFonts w:ascii="Arial" w:cs="Arial" w:eastAsia="Arial" w:hAnsi="Arial"/>
+                <w:rFonts w:ascii="맑은 고딕" w:cs="맑은 고딕" w:eastAsia="맑은 고딕" w:hAnsi="맑은 고딕"/>
                 <w:b w:val="false"/>
                 <w:bCs w:val="false"/>
-                <w:i w:val="false"/>
-                <w:iCs w:val="false"/>
-                <w:color w:val="000000"/>
                 <w:sz w:val="20"/>
                 <w:szCs w:val="20"/>
               </w:rPr>
-              <w:t xml:space="preserve">경고 메시지 + 그대로 저장</w:t>
+              <w:t xml:space="preserve">'내용 부족' 경고 + 원본 저장 + GitHub Issue 생성 건너뜀</w:t>
             </w:r>
           </w:p>
         </w:tc>
@@ -731,81 +704,6 @@
       <w:tr>
         <w:tc>
           <w:tcPr>
-            <w:tcW w:type="dxa" w:w="3800"/>
-            <w:tcBorders>
-              <w:top w:val="single" w:color="CCCCCC" w:sz="1"/>
-              <w:left w:val="single" w:color="CCCCCC" w:sz="1"/>
-              <w:bottom w:val="single" w:color="CCCCCC" w:sz="1"/>
-              <w:right w:val="single" w:color="CCCCCC" w:sz="1"/>
-            </w:tcBorders>
-            <w:shd w:fill="F5F5F5" w:val="clear"/>
-            <w:tcMar>
-              <w:top w:type="dxa" w:w="80"/>
-              <w:left w:type="dxa" w:w="120"/>
-              <w:bottom w:type="dxa" w:w="80"/>
-              <w:right w:type="dxa" w:w="120"/>
-            </w:tcMar>
-          </w:tcPr>
-          <w:p>
-            <w:pPr>
-              <w:spacing w:after="60"/>
-            </w:pPr>
-            <w:r>
-              <w:rPr>
-                <w:rFonts w:ascii="Arial" w:cs="Arial" w:eastAsia="Arial" w:hAnsi="Arial"/>
-                <w:b w:val="false"/>
-                <w:bCs w:val="false"/>
-                <w:i w:val="false"/>
-                <w:iCs w:val="false"/>
-                <w:color w:val="000000"/>
-                <w:sz w:val="20"/>
-                <w:szCs w:val="20"/>
-              </w:rPr>
-              <w:t xml:space="preserve">날짜/담당자 누락</w:t>
-            </w:r>
-          </w:p>
-        </w:tc>
-        <w:tc>
-          <w:tcPr>
-            <w:tcW w:type="dxa" w:w="5800"/>
-            <w:tcBorders>
-              <w:top w:val="single" w:color="CCCCCC" w:sz="1"/>
-              <w:left w:val="single" w:color="CCCCCC" w:sz="1"/>
-              <w:bottom w:val="single" w:color="CCCCCC" w:sz="1"/>
-              <w:right w:val="single" w:color="CCCCCC" w:sz="1"/>
-            </w:tcBorders>
-            <w:shd w:fill="F5F5F5" w:val="clear"/>
-            <w:tcMar>
-              <w:top w:type="dxa" w:w="80"/>
-              <w:left w:type="dxa" w:w="120"/>
-              <w:bottom w:type="dxa" w:w="80"/>
-              <w:right w:type="dxa" w:w="120"/>
-            </w:tcMar>
-          </w:tcPr>
-          <w:p>
-            <w:pPr>
-              <w:spacing w:after="60"/>
-            </w:pPr>
-            <w:r>
-              <w:rPr>
-                <w:rFonts w:ascii="Arial" w:cs="Arial" w:eastAsia="Arial" w:hAnsi="Arial"/>
-                <w:b w:val="false"/>
-                <w:bCs w:val="false"/>
-                <w:i w:val="false"/>
-                <w:iCs w:val="false"/>
-                <w:color w:val="000000"/>
-                <w:sz w:val="20"/>
-                <w:szCs w:val="20"/>
-              </w:rPr>
-              <w:t xml:space="preserve">[미정] 플레이스홀더 삽입</w:t>
-            </w:r>
-          </w:p>
-        </w:tc>
-      </w:tr>
-      <w:tr>
-        <w:tc>
-          <w:tcPr>
-            <w:tcW w:type="dxa" w:w="3800"/>
             <w:tcBorders>
               <w:top w:val="single" w:color="CCCCCC" w:sz="1"/>
               <w:left w:val="single" w:color="CCCCCC" w:sz="1"/>
@@ -818,29 +716,23 @@
               <w:bottom w:type="dxa" w:w="80"/>
               <w:right w:type="dxa" w:w="120"/>
             </w:tcMar>
+            <w:vAlign w:val="center"/>
           </w:tcPr>
           <w:p>
-            <w:pPr>
-              <w:spacing w:after="60"/>
-            </w:pPr>
             <w:r>
               <w:rPr>
-                <w:rFonts w:ascii="Arial" w:cs="Arial" w:eastAsia="Arial" w:hAnsi="Arial"/>
+                <w:rFonts w:ascii="맑은 고딕" w:cs="맑은 고딕" w:eastAsia="맑은 고딕" w:hAnsi="맑은 고딕"/>
                 <w:b w:val="false"/>
                 <w:bCs w:val="false"/>
-                <w:i w:val="false"/>
-                <w:iCs w:val="false"/>
-                <w:color w:val="000000"/>
                 <w:sz w:val="20"/>
                 <w:szCs w:val="20"/>
               </w:rPr>
-              <w:t xml:space="preserve">API 실패</w:t>
+              <w:t xml:space="preserve">GitHub API 실패</w:t>
             </w:r>
           </w:p>
         </w:tc>
         <w:tc>
           <w:tcPr>
-            <w:tcW w:type="dxa" w:w="5800"/>
             <w:tcBorders>
               <w:top w:val="single" w:color="CCCCCC" w:sz="1"/>
               <w:left w:val="single" w:color="CCCCCC" w:sz="1"/>
@@ -853,48 +745,94 @@
               <w:bottom w:type="dxa" w:w="80"/>
               <w:right w:type="dxa" w:w="120"/>
             </w:tcMar>
+            <w:vAlign w:val="center"/>
           </w:tcPr>
           <w:p>
-            <w:pPr>
-              <w:spacing w:after="60"/>
-            </w:pPr>
             <w:r>
               <w:rPr>
-                <w:rFonts w:ascii="Arial" w:cs="Arial" w:eastAsia="Arial" w:hAnsi="Arial"/>
+                <w:rFonts w:ascii="맑은 고딕" w:cs="맑은 고딕" w:eastAsia="맑은 고딕" w:hAnsi="맑은 고딕"/>
                 <w:b w:val="false"/>
                 <w:bCs w:val="false"/>
-                <w:i w:val="false"/>
-                <w:iCs w:val="false"/>
-                <w:color w:val="000000"/>
                 <w:sz w:val="20"/>
                 <w:szCs w:val="20"/>
               </w:rPr>
-              <w:t xml:space="preserve">원본 메모 그대로 저장</w:t>
+              <w:t xml:space="preserve">3회 재시도(exponential backoff) → 실패 시 로컬 .md에 'ISSUE_PENDING' 마킹</w:t>
+            </w:r>
+          </w:p>
+        </w:tc>
+      </w:tr>
+      <w:tr>
+        <w:tc>
+          <w:tcPr>
+            <w:tcBorders>
+              <w:top w:val="single" w:color="CCCCCC" w:sz="1"/>
+              <w:left w:val="single" w:color="CCCCCC" w:sz="1"/>
+              <w:bottom w:val="single" w:color="CCCCCC" w:sz="1"/>
+              <w:right w:val="single" w:color="CCCCCC" w:sz="1"/>
+            </w:tcBorders>
+            <w:tcMar>
+              <w:top w:type="dxa" w:w="80"/>
+              <w:left w:type="dxa" w:w="120"/>
+              <w:bottom w:type="dxa" w:w="80"/>
+              <w:right w:type="dxa" w:w="120"/>
+            </w:tcMar>
+            <w:vAlign w:val="center"/>
+          </w:tcPr>
+          <w:p>
+            <w:r>
+              <w:rPr>
+                <w:rFonts w:ascii="맑은 고딕" w:cs="맑은 고딕" w:eastAsia="맑은 고딕" w:hAnsi="맑은 고딕"/>
+                <w:b w:val="false"/>
+                <w:bCs w:val="false"/>
+                <w:sz w:val="20"/>
+                <w:szCs w:val="20"/>
+              </w:rPr>
+              <w:t xml:space="preserve">담당자 GitHub ID 불일치</w:t>
+            </w:r>
+          </w:p>
+        </w:tc>
+        <w:tc>
+          <w:tcPr>
+            <w:tcBorders>
+              <w:top w:val="single" w:color="CCCCCC" w:sz="1"/>
+              <w:left w:val="single" w:color="CCCCCC" w:sz="1"/>
+              <w:bottom w:val="single" w:color="CCCCCC" w:sz="1"/>
+              <w:right w:val="single" w:color="CCCCCC" w:sz="1"/>
+            </w:tcBorders>
+            <w:tcMar>
+              <w:top w:type="dxa" w:w="80"/>
+              <w:left w:type="dxa" w:w="120"/>
+              <w:bottom w:type="dxa" w:w="80"/>
+              <w:right w:type="dxa" w:w="120"/>
+            </w:tcMar>
+            <w:vAlign w:val="center"/>
+          </w:tcPr>
+          <w:p>
+            <w:r>
+              <w:rPr>
+                <w:rFonts w:ascii="맑은 고딕" w:cs="맑은 고딕" w:eastAsia="맑은 고딕" w:hAnsi="맑은 고딕"/>
+                <w:b w:val="false"/>
+                <w:bCs w:val="false"/>
+                <w:sz w:val="20"/>
+                <w:szCs w:val="20"/>
+              </w:rPr>
+              <w:t xml:space="preserve">assignee=[미정], label=needs-triage로 Issue 생성 후 수동 수정</w:t>
             </w:r>
           </w:p>
         </w:tc>
       </w:tr>
     </w:tbl>
     <w:p>
-      <w:pPr>
-        <w:spacing w:after="100"/>
-      </w:pPr>
+      <w:r>
+        <w:t xml:space="preserve"/>
+      </w:r>
     </w:p>
     <w:p>
       <w:pPr>
         <w:pStyle w:val="Heading2"/>
-        <w:spacing w:after="80" w:before="180"/>
-      </w:pPr>
-      <w:r>
-        <w:rPr>
-          <w:rFonts w:ascii="Arial" w:cs="Arial" w:eastAsia="Arial" w:hAnsi="Arial"/>
-          <w:b/>
-          <w:bCs/>
-          <w:color w:val="2E74B5"/>
-          <w:sz w:val="26"/>
-          <w:szCs w:val="26"/>
-        </w:rPr>
-        <w:t xml:space="preserve">4. 설계 원칙</w:t>
+      </w:pPr>
+      <w:r>
+        <w:t xml:space="preserve">액션 아이템 (박수빈)</w:t>
       </w:r>
     </w:p>
     <w:p>
@@ -907,17 +845,7 @@
         <w:spacing w:after="60"/>
       </w:pPr>
       <w:r>
-        <w:rPr>
-          <w:rFonts w:ascii="Arial" w:cs="Arial" w:eastAsia="Arial" w:hAnsi="Arial"/>
-          <w:b w:val="false"/>
-          <w:bCs w:val="false"/>
-          <w:i w:val="false"/>
-          <w:iCs w:val="false"/>
-          <w:color w:val="000000"/>
-          <w:sz w:val="22"/>
-          <w:szCs w:val="22"/>
-        </w:rPr>
-        <w:t xml:space="preserve">각 단계는 독립적으로 테스트 가능해야 함</w:t>
+        <w:t xml:space="preserve">GitHub Issues API 연동 스크립트 초안 작성 (Python requests 또는 PyGitHub 라이브러리)</w:t>
       </w:r>
     </w:p>
     <w:p>
@@ -930,17 +858,7 @@
         <w:spacing w:after="60"/>
       </w:pPr>
       <w:r>
-        <w:rPr>
-          <w:rFonts w:ascii="Arial" w:cs="Arial" w:eastAsia="Arial" w:hAnsi="Arial"/>
-          <w:b w:val="false"/>
-          <w:bCs w:val="false"/>
-          <w:i w:val="false"/>
-          <w:iCs w:val="false"/>
-          <w:color w:val="000000"/>
-          <w:sz w:val="22"/>
-          <w:szCs w:val="22"/>
-        </w:rPr>
-        <w:t xml:space="preserve">에러 처리가 모든 단계에 포함되어야 함</w:t>
+        <w:t xml:space="preserve">DayLine 스프린트 회의 메모 3건을 샘플 입력으로 활용해 워크플로우 검증</w:t>
       </w:r>
     </w:p>
     <w:p>
@@ -953,22 +871,14 @@
         <w:spacing w:after="60"/>
       </w:pPr>
       <w:r>
-        <w:rPr>
-          <w:rFonts w:ascii="Arial" w:cs="Arial" w:eastAsia="Arial" w:hAnsi="Arial"/>
-          <w:b w:val="false"/>
-          <w:bCs w:val="false"/>
-          <w:i w:val="false"/>
-          <w:iCs w:val="false"/>
-          <w:color w:val="000000"/>
-          <w:sz w:val="22"/>
-          <w:szCs w:val="22"/>
-        </w:rPr>
-        <w:t xml:space="preserve">수동 개입 포인트를 명확히 표시 (⚠️ 표기)</w:t>
+        <w:t xml:space="preserve">exponential backoff 재시도 로직 `utils/retry.py`로 모듈화 후 뉴스 브리핑 워크플로우에도 공유</w:t>
       </w:r>
     </w:p>
     <w:sectPr>
+      <w:headerReference w:type="default" r:id="rId7"/>
+      <w:footerReference w:type="default" r:id="rId8"/>
       <w:pgSz w:w="11906" w:h="16838" w:orient="portrait"/>
-      <w:pgMar w:top="1440" w:right="1440" w:bottom="1440" w:left="1440" w:header="708" w:footer="708" w:gutter="0"/>
+      <w:pgMar w:top="1134" w:right="1134" w:bottom="1134" w:left="1134" w:header="708" w:footer="708" w:gutter="0"/>
       <w:pgNumType/>
       <w:docGrid w:linePitch="360"/>
     </w:sectPr>
@@ -1017,6 +927,28 @@
 </w:endnotes>
 </file>
 
+<file path=word/footer1.xml><?xml version="1.0" encoding="utf-8"?>
+<w:ftr xmlns:wpc="http://schemas.microsoft.com/office/word/2010/wordprocessingCanvas" xmlns:mc="http://schemas.openxmlformats.org/markup-compatibility/2006" xmlns:o="urn:schemas-microsoft-com:office:office" xmlns:r="http://schemas.openxmlformats.org/officeDocument/2006/relationships" xmlns:m="http://schemas.openxmlformats.org/officeDocument/2006/math" xmlns:v="urn:schemas-microsoft-com:vml" xmlns:wp14="http://schemas.microsoft.com/office/word/2010/wordprocessingDrawing" xmlns:wp="http://schemas.openxmlformats.org/drawingml/2006/wordprocessingDrawing" xmlns:w10="urn:schemas-microsoft-com:office:word" xmlns:w="http://schemas.openxmlformats.org/wordprocessingml/2006/main" xmlns:w14="http://schemas.microsoft.com/office/word/2010/wordml" xmlns:w15="http://schemas.microsoft.com/office/word/2012/wordml" xmlns:wpg="http://schemas.microsoft.com/office/word/2010/wordprocessingGroup" xmlns:wpi="http://schemas.microsoft.com/office/word/2010/wordprocessingInk" xmlns:wne="http://schemas.microsoft.com/office/word/2006/wordml" xmlns:wps="http://schemas.microsoft.com/office/word/2010/wordprocessingShape">
+  <w:p>
+    <w:pPr>
+      <w:pBdr>
+        <w:top w:val="single" w:color="CCCCCC" w:sz="4" w:space="1"/>
+      </w:pBdr>
+      <w:jc w:val="center"/>
+    </w:pPr>
+    <w:r>
+      <w:rPr>
+        <w:rFonts w:ascii="맑은 고딕" w:cs="맑은 고딕" w:eastAsia="맑은 고딕" w:hAnsi="맑은 고딕"/>
+        <w:color w:val="888888"/>
+        <w:sz w:val="18"/>
+        <w:szCs w:val="18"/>
+      </w:rPr>
+      <w:t xml:space="preserve">W4D3  |  2026-05-06  |  인턴 프로그램 — AI 업무 경험</w:t>
+    </w:r>
+  </w:p>
+</w:ftr>
+</file>
+
 <file path=word/footnotes.xml><?xml version="1.0" encoding="utf-8"?>
 <w:footnotes xmlns:wpc="http://schemas.microsoft.com/office/word/2010/wordprocessingCanvas" xmlns:mc="http://schemas.openxmlformats.org/markup-compatibility/2006" xmlns:o="urn:schemas-microsoft-com:office:office" xmlns:r="http://schemas.openxmlformats.org/officeDocument/2006/relationships" xmlns:m="http://schemas.openxmlformats.org/officeDocument/2006/math" xmlns:v="urn:schemas-microsoft-com:vml" xmlns:wp14="http://schemas.microsoft.com/office/word/2010/wordprocessingDrawing" xmlns:wp="http://schemas.openxmlformats.org/drawingml/2006/wordprocessingDrawing" xmlns:w10="urn:schemas-microsoft-com:office:word" xmlns:w="http://schemas.openxmlformats.org/wordprocessingml/2006/main" xmlns:w14="http://schemas.microsoft.com/office/word/2010/wordml" xmlns:w15="http://schemas.microsoft.com/office/word/2012/wordml" xmlns:wpg="http://schemas.microsoft.com/office/word/2010/wordprocessingGroup" xmlns:wpi="http://schemas.microsoft.com/office/word/2010/wordprocessingInk" xmlns:wne="http://schemas.microsoft.com/office/word/2006/wordml" xmlns:wps="http://schemas.microsoft.com/office/word/2010/wordprocessingShape" mc:Ignorable="w14 w15 wp14">
   <w:footnote w:type="separator" w:id="-1">
@@ -1052,6 +984,29 @@
     </w:p>
   </w:footnote>
 </w:footnotes>
+</file>
+
+<file path=word/header1.xml><?xml version="1.0" encoding="utf-8"?>
+<w:hdr xmlns:wpc="http://schemas.microsoft.com/office/word/2010/wordprocessingCanvas" xmlns:mc="http://schemas.openxmlformats.org/markup-compatibility/2006" xmlns:o="urn:schemas-microsoft-com:office:office" xmlns:r="http://schemas.openxmlformats.org/officeDocument/2006/relationships" xmlns:m="http://schemas.openxmlformats.org/officeDocument/2006/math" xmlns:v="urn:schemas-microsoft-com:vml" xmlns:wp14="http://schemas.microsoft.com/office/word/2010/wordprocessingDrawing" xmlns:wp="http://schemas.openxmlformats.org/drawingml/2006/wordprocessingDrawing" xmlns:w10="urn:schemas-microsoft-com:office:word" xmlns:w="http://schemas.openxmlformats.org/wordprocessingml/2006/main" xmlns:w14="http://schemas.microsoft.com/office/word/2010/wordml" xmlns:w15="http://schemas.microsoft.com/office/word/2012/wordml" xmlns:wpg="http://schemas.microsoft.com/office/word/2010/wordprocessingGroup" xmlns:wpi="http://schemas.microsoft.com/office/word/2010/wordprocessingInk" xmlns:wne="http://schemas.microsoft.com/office/word/2006/wordml" xmlns:wps="http://schemas.microsoft.com/office/word/2010/wordprocessingShape" xmlns:cx="http://schemas.microsoft.com/office/drawing/2014/chartex" xmlns:cx1="http://schemas.microsoft.com/office/drawing/2015/9/8/chartex" xmlns:cx2="http://schemas.microsoft.com/office/drawing/2015/10/21/chartex" xmlns:cx3="http://schemas.microsoft.com/office/drawing/2016/5/9/chartex" xmlns:cx4="http://schemas.microsoft.com/office/drawing/2016/5/10/chartex" xmlns:cx5="http://schemas.microsoft.com/office/drawing/2016/5/11/chartex" xmlns:cx6="http://schemas.microsoft.com/office/drawing/2016/5/12/chartex" xmlns:cx7="http://schemas.microsoft.com/office/drawing/2016/5/13/chartex" xmlns:cx8="http://schemas.microsoft.com/office/drawing/2016/5/14/chartex" xmlns:w16cid="http://schemas.microsoft.com/office/word/2016/wordml/cid" xmlns:w16se="http://schemas.microsoft.com/office/word/2015/wordml/symex">
+  <w:p>
+    <w:pPr>
+      <w:pBdr>
+        <w:bottom w:val="single" w:color="1565C0" w:sz="6" w:space="1"/>
+      </w:pBdr>
+    </w:pPr>
+    <w:r>
+      <w:rPr>
+        <w:rFonts w:ascii="맑은 고딕" w:cs="맑은 고딕" w:eastAsia="맑은 고딕" w:hAnsi="맑은 고딕"/>
+        <w:b/>
+        <w:bCs/>
+        <w:color w:val="1565C0"/>
+        <w:sz w:val="20"/>
+        <w:szCs w:val="20"/>
+      </w:rPr>
+      <w:t xml:space="preserve">회의록 요약 워크플로우 — W4D3  |  박수빈  |  2026-05-06  (W4D3)</w:t>
+    </w:r>
+  </w:p>
+</w:hdr>
 </file>
 
 <file path=word/numbering.xml><?xml version="1.0" encoding="utf-8"?>
@@ -1146,18 +1101,6 @@
       <w:start w:val="1"/>
       <w:numFmt w:val="bullet"/>
       <w:lvlText w:val="•"/>
-      <w:lvlJc w:val="left"/>
-      <w:pPr>
-        <w:ind w:left="720" w:hanging="360"/>
-      </w:pPr>
-    </w:lvl>
-  </w:abstractNum>
-  <w:abstractNum w:abstractNumId="3" w15:restartNumberingAfterBreak="0">
-    <w:multiLevelType w:val="hybridMultilevel"/>
-    <w:lvl w:ilvl="0" w15:tentative="1">
-      <w:start w:val="1"/>
-      <w:numFmt w:val="decimal"/>
-      <w:lvlText w:val="%1."/>
       <w:lvlJc w:val="left"/>
       <w:pPr>
         <w:ind w:left="720" w:hanging="360"/>
@@ -1176,12 +1119,6 @@
       <w:startOverride w:val="1"/>
     </w:lvlOverride>
   </w:num>
-  <w:num w:numId="3">
-    <w:abstractNumId w:val="3"/>
-    <w:lvlOverride w:ilvl="0">
-      <w:startOverride w:val="1"/>
-    </w:lvlOverride>
-  </w:num>
 </w:numbering>
 </file>
 
@@ -1190,7 +1127,7 @@
   <w:docDefaults>
     <w:rPrDefault>
       <w:rPr>
-        <w:rFonts w:ascii="Arial" w:cs="Arial" w:eastAsia="Arial" w:hAnsi="Arial"/>
+        <w:rFonts w:ascii="맑은 고딕" w:cs="맑은 고딕" w:eastAsia="맑은 고딕" w:hAnsi="맑은 고딕"/>
         <w:sz w:val="22"/>
         <w:szCs w:val="22"/>
       </w:rPr>
@@ -1374,16 +1311,16 @@
     <w:next w:val="Normal"/>
     <w:qFormat/>
     <w:pPr>
-      <w:spacing w:after="120" w:before="240"/>
+      <w:spacing w:after="140" w:before="280"/>
       <w:outlineLvl w:val="0"/>
     </w:pPr>
     <w:rPr>
-      <w:rFonts w:ascii="Arial" w:cs="Arial" w:eastAsia="Arial" w:hAnsi="Arial"/>
+      <w:rFonts w:ascii="맑은 고딕" w:cs="맑은 고딕" w:eastAsia="맑은 고딕" w:hAnsi="맑은 고딕"/>
       <w:b/>
       <w:bCs/>
-      <w:color w:val="2E74B5"/>
-      <w:sz w:val="32"/>
-      <w:szCs w:val="32"/>
+      <w:color w:val="1565C0"/>
+      <w:sz w:val="30"/>
+      <w:szCs w:val="30"/>
     </w:rPr>
   </w:style>
   <w:style w:type="paragraph" w:styleId="Heading2">
@@ -1392,14 +1329,14 @@
     <w:next w:val="Normal"/>
     <w:qFormat/>
     <w:pPr>
-      <w:spacing w:after="80" w:before="180"/>
+      <w:spacing w:after="100" w:before="200"/>
       <w:outlineLvl w:val="1"/>
     </w:pPr>
     <w:rPr>
-      <w:rFonts w:ascii="Arial" w:cs="Arial" w:eastAsia="Arial" w:hAnsi="Arial"/>
+      <w:rFonts w:ascii="맑은 고딕" w:cs="맑은 고딕" w:eastAsia="맑은 고딕" w:hAnsi="맑은 고딕"/>
       <w:b/>
       <w:bCs/>
-      <w:color w:val="2E74B5"/>
+      <w:color w:val="1565C0"/>
       <w:sz w:val="26"/>
       <w:szCs w:val="26"/>
     </w:rPr>
@@ -1410,13 +1347,14 @@
     <w:next w:val="Normal"/>
     <w:qFormat/>
     <w:pPr>
-      <w:spacing w:after="60" w:before="140"/>
+      <w:spacing w:after="80" w:before="160"/>
       <w:outlineLvl w:val="2"/>
     </w:pPr>
     <w:rPr>
-      <w:rFonts w:ascii="Arial" w:cs="Arial" w:eastAsia="Arial" w:hAnsi="Arial"/>
+      <w:rFonts w:ascii="맑은 고딕" w:cs="맑은 고딕" w:eastAsia="맑은 고딕" w:hAnsi="맑은 고딕"/>
       <w:b/>
       <w:bCs/>
+      <w:color w:val="444444"/>
       <w:sz w:val="24"/>
       <w:szCs w:val="24"/>
     </w:rPr>
